--- a/testakten/starug-schutzschirm-grossbach-druckguss-erfurt/12_glaeubigerantrag_magnesium_voss.docx
+++ b/testakten/starug-schutzschirm-grossbach-druckguss-erfurt/12_glaeubigerantrag_magnesium_voss.docx
@@ -5,84 +5,131 @@
     <w:p>
       <w:pPr>
         <w:pStyle w:val="Heading1"/>
+        <w:spacing w:after="160" w:line="259" w:lineRule="auto"/>
       </w:pPr>
       <w:r>
         <w:rPr>
           <w:rFonts w:ascii="Times New Roman" w:hAnsi="Times New Roman"/>
+          <w:b/>
+          <w:sz w:val="28"/>
         </w:rPr>
         <w:t>12 – Gläubigerantrag Magnesium Manfred Voß KG – Abwehrstrategie</w:t>
       </w:r>
     </w:p>
     <w:p>
       <w:pPr>
+        <w:spacing w:before="120" w:after="60" w:line="259" w:lineRule="auto"/>
         <w:jc w:val="left"/>
       </w:pPr>
       <w:r>
         <w:rPr>
+          <w:rFonts w:ascii="Times New Roman" w:hAnsi="Times New Roman"/>
           <w:b/>
+          <w:sz w:val="22"/>
         </w:rPr>
         <w:t>Gläubiger:</w:t>
       </w:r>
       <w:r>
+        <w:rPr>
+          <w:rFonts w:ascii="Times New Roman" w:hAnsi="Times New Roman"/>
+          <w:b/>
+          <w:sz w:val="22"/>
+        </w:rPr>
         <w:t xml:space="preserve"> Magnesium Manfred Voß KG, Im Gewerbepark 7, 06667 Weißenfels</w:t>
       </w:r>
     </w:p>
     <w:p>
       <w:pPr>
+        <w:spacing w:before="120" w:after="60" w:line="259" w:lineRule="auto"/>
         <w:jc w:val="left"/>
       </w:pPr>
       <w:r>
         <w:rPr>
+          <w:rFonts w:ascii="Times New Roman" w:hAnsi="Times New Roman"/>
           <w:b/>
+          <w:sz w:val="22"/>
         </w:rPr>
         <w:t>Schuldnerin:</w:t>
       </w:r>
       <w:r>
+        <w:rPr>
+          <w:rFonts w:ascii="Times New Roman" w:hAnsi="Times New Roman"/>
+          <w:b/>
+          <w:sz w:val="22"/>
+        </w:rPr>
         <w:t xml:space="preserve"> Großbach Druckguss &amp; Präzision GmbH &amp; Co. KG</w:t>
       </w:r>
     </w:p>
     <w:p>
       <w:pPr>
+        <w:spacing w:before="120" w:after="60" w:line="259" w:lineRule="auto"/>
         <w:jc w:val="left"/>
       </w:pPr>
       <w:r>
         <w:rPr>
-          <w:b/>
+          <w:rFonts w:ascii="Times New Roman" w:hAnsi="Times New Roman"/>
+          <w:b w:val="0"/>
+          <w:i w:val="0"/>
+          <w:sz w:val="22"/>
         </w:rPr>
         <w:t>Bearbeiter:</w:t>
       </w:r>
       <w:r>
+        <w:rPr>
+          <w:rFonts w:ascii="Times New Roman" w:hAnsi="Times New Roman"/>
+          <w:b w:val="0"/>
+          <w:i w:val="0"/>
+          <w:sz w:val="22"/>
+        </w:rPr>
         <w:t xml:space="preserve"> RA Dr. Maximilian Drosselberg</w:t>
       </w:r>
     </w:p>
     <w:p>
       <w:pPr>
+        <w:spacing w:before="120" w:after="60" w:line="259" w:lineRule="auto"/>
         <w:jc w:val="left"/>
       </w:pPr>
       <w:r>
         <w:rPr>
-          <w:b/>
+          <w:rFonts w:ascii="Times New Roman" w:hAnsi="Times New Roman"/>
+          <w:b w:val="0"/>
+          <w:i w:val="0"/>
+          <w:sz w:val="22"/>
         </w:rPr>
         <w:t>Datum:</w:t>
       </w:r>
       <w:r>
+        <w:rPr>
+          <w:rFonts w:ascii="Times New Roman" w:hAnsi="Times New Roman"/>
+          <w:b w:val="0"/>
+          <w:i w:val="0"/>
+          <w:sz w:val="22"/>
+        </w:rPr>
         <w:t xml:space="preserve"> 25. Mai 2026</w:t>
       </w:r>
     </w:p>
-    <w:p/>
+    <w:p>
+      <w:pPr>
+        <w:spacing w:line="259" w:lineRule="auto" w:after="60"/>
+      </w:pPr>
+    </w:p>
     <w:p>
       <w:pPr>
         <w:pStyle w:val="Heading2"/>
+        <w:spacing w:before="120" w:after="60" w:line="259" w:lineRule="auto"/>
       </w:pPr>
       <w:r>
         <w:rPr>
           <w:rFonts w:ascii="Times New Roman" w:hAnsi="Times New Roman"/>
+          <w:b/>
+          <w:sz w:val="22"/>
         </w:rPr>
         <w:t>1. Sachverhalt</w:t>
       </w:r>
     </w:p>
     <w:p>
       <w:pPr>
+        <w:spacing w:line="259" w:lineRule="auto" w:after="60"/>
         <w:jc w:val="left"/>
       </w:pPr>
       <w:r>
@@ -100,6 +147,7 @@
     </w:p>
     <w:p>
       <w:pPr>
+        <w:spacing w:line="259" w:lineRule="auto" w:after="60"/>
         <w:jc w:val="left"/>
       </w:pPr>
       <w:r>
@@ -108,6 +156,7 @@
     </w:p>
     <w:p>
       <w:pPr>
+        <w:spacing w:line="259" w:lineRule="auto" w:after="60"/>
         <w:jc w:val="left"/>
       </w:pPr>
       <w:r>
@@ -116,6 +165,7 @@
     </w:p>
     <w:p>
       <w:pPr>
+        <w:spacing w:line="259" w:lineRule="auto" w:after="60"/>
         <w:jc w:val="left"/>
       </w:pPr>
       <w:r>
@@ -130,6 +180,7 @@
     </w:p>
     <w:p>
       <w:pPr>
+        <w:spacing w:line="259" w:lineRule="auto" w:after="60"/>
         <w:jc w:val="left"/>
       </w:pPr>
       <w:r>
@@ -147,16 +198,22 @@
     </w:p>
     <w:p>
       <w:pPr>
+        <w:spacing w:line="259" w:lineRule="auto" w:after="60"/>
         <w:jc w:val="left"/>
       </w:pPr>
       <w:r>
         <w:t>an, dem AG Erfurt einen Gläubigerantrag gemäß § 14 InsO zuzustellen.</w:t>
       </w:r>
     </w:p>
-    <w:p/>
+    <w:p>
+      <w:pPr>
+        <w:spacing w:line="259" w:lineRule="auto" w:after="60"/>
+      </w:pPr>
+    </w:p>
     <w:p>
       <w:pPr>
         <w:pStyle w:val="Heading2"/>
+        <w:spacing w:line="259" w:lineRule="auto" w:after="60"/>
       </w:pPr>
       <w:r>
         <w:rPr>
@@ -167,6 +224,7 @@
     </w:p>
     <w:p>
       <w:pPr>
+        <w:spacing w:line="259" w:lineRule="auto" w:after="60"/>
         <w:jc w:val="left"/>
       </w:pPr>
       <w:r>
@@ -175,6 +233,7 @@
     </w:p>
     <w:p>
       <w:pPr>
+        <w:spacing w:line="259" w:lineRule="auto" w:after="60"/>
         <w:jc w:val="left"/>
       </w:pPr>
       <w:r>
@@ -184,6 +243,7 @@
     <w:p>
       <w:pPr>
         <w:pStyle w:val="ListNumber"/>
+        <w:spacing w:line="259" w:lineRule="auto" w:after="60"/>
       </w:pPr>
       <w:r>
         <w:rPr>
@@ -197,6 +257,7 @@
     </w:p>
     <w:p>
       <w:pPr>
+        <w:spacing w:line="259" w:lineRule="auto" w:after="60"/>
         <w:jc w:val="left"/>
       </w:pPr>
       <w:r>
@@ -206,6 +267,7 @@
     <w:p>
       <w:pPr>
         <w:pStyle w:val="ListNumber"/>
+        <w:spacing w:line="259" w:lineRule="auto" w:after="60"/>
       </w:pPr>
       <w:r>
         <w:rPr>
@@ -219,6 +281,7 @@
     </w:p>
     <w:p>
       <w:pPr>
+        <w:spacing w:line="259" w:lineRule="auto" w:after="60"/>
         <w:jc w:val="left"/>
       </w:pPr>
       <w:r>
@@ -227,6 +290,7 @@
     </w:p>
     <w:p>
       <w:pPr>
+        <w:spacing w:line="259" w:lineRule="auto" w:after="60"/>
         <w:jc w:val="left"/>
       </w:pPr>
       <w:r>
@@ -235,6 +299,7 @@
     </w:p>
     <w:p>
       <w:pPr>
+        <w:spacing w:line="259" w:lineRule="auto" w:after="60"/>
         <w:jc w:val="left"/>
       </w:pPr>
       <w:r>
@@ -243,6 +308,7 @@
     </w:p>
     <w:p>
       <w:pPr>
+        <w:spacing w:line="259" w:lineRule="auto" w:after="60"/>
         <w:jc w:val="left"/>
       </w:pPr>
       <w:r>
@@ -251,6 +317,7 @@
     </w:p>
     <w:p>
       <w:pPr>
+        <w:spacing w:line="259" w:lineRule="auto" w:after="60"/>
         <w:jc w:val="left"/>
       </w:pPr>
       <w:r>
@@ -259,16 +326,22 @@
     </w:p>
     <w:p>
       <w:pPr>
+        <w:spacing w:line="259" w:lineRule="auto" w:after="60"/>
         <w:jc w:val="left"/>
       </w:pPr>
       <w:r>
         <w:t>https://openjur.de/u/190452.html</w:t>
       </w:r>
     </w:p>
-    <w:p/>
+    <w:p>
+      <w:pPr>
+        <w:spacing w:line="259" w:lineRule="auto" w:after="60"/>
+      </w:pPr>
+    </w:p>
     <w:p>
       <w:pPr>
         <w:pStyle w:val="Heading2"/>
+        <w:spacing w:line="259" w:lineRule="auto" w:after="60"/>
       </w:pPr>
       <w:r>
         <w:rPr>
@@ -280,6 +353,7 @@
     <w:p>
       <w:pPr>
         <w:pStyle w:val="Heading3"/>
+        <w:spacing w:line="259" w:lineRule="auto" w:after="60"/>
       </w:pPr>
       <w:r>
         <w:rPr>
@@ -290,6 +364,7 @@
     </w:p>
     <w:p>
       <w:pPr>
+        <w:spacing w:line="259" w:lineRule="auto" w:after="60"/>
         <w:jc w:val="left"/>
       </w:pPr>
       <w:r>
@@ -298,6 +373,7 @@
     </w:p>
     <w:p>
       <w:pPr>
+        <w:spacing w:line="259" w:lineRule="auto" w:after="60"/>
         <w:jc w:val="left"/>
       </w:pPr>
       <w:r>
@@ -306,6 +382,7 @@
     </w:p>
     <w:p>
       <w:pPr>
+        <w:spacing w:line="259" w:lineRule="auto" w:after="60"/>
         <w:jc w:val="left"/>
       </w:pPr>
       <w:r>
@@ -315,6 +392,7 @@
     <w:p>
       <w:pPr>
         <w:pStyle w:val="ListBullet"/>
+        <w:spacing w:line="259" w:lineRule="auto" w:after="60"/>
       </w:pPr>
       <w:r>
         <w:t>Das Gericht eröffnet das Verfahren in Eigenverwaltung mit Schutzschirm (§ 270d InsO)</w:t>
@@ -323,6 +401,7 @@
     <w:p>
       <w:pPr>
         <w:pStyle w:val="ListBullet"/>
+        <w:spacing w:line="259" w:lineRule="auto" w:after="60"/>
       </w:pPr>
       <w:r>
         <w:t>Der Sachwalter Dr. Sonnenschein wird bestellt</w:t>
@@ -331,6 +410,7 @@
     <w:p>
       <w:pPr>
         <w:pStyle w:val="ListBullet"/>
+        <w:spacing w:line="259" w:lineRule="auto" w:after="60"/>
       </w:pPr>
       <w:r>
         <w:t>Eine Verfahrenseröffnung auf Gläubigerantrag würde zur selben Verfahrenseröffnung führen,</w:t>
@@ -338,6 +418,7 @@
     </w:p>
     <w:p>
       <w:pPr>
+        <w:spacing w:line="259" w:lineRule="auto" w:after="60"/>
         <w:jc w:val="left"/>
       </w:pPr>
       <w:r>
@@ -355,6 +436,7 @@
     </w:p>
     <w:p>
       <w:pPr>
+        <w:spacing w:line="259" w:lineRule="auto" w:after="60"/>
         <w:jc w:val="left"/>
       </w:pPr>
       <w:r>
@@ -363,6 +445,7 @@
     </w:p>
     <w:p>
       <w:pPr>
+        <w:spacing w:line="259" w:lineRule="auto" w:after="60"/>
         <w:jc w:val="left"/>
       </w:pPr>
       <w:r>
@@ -377,6 +460,7 @@
     </w:p>
     <w:p>
       <w:pPr>
+        <w:spacing w:line="259" w:lineRule="auto" w:after="60"/>
         <w:jc w:val="left"/>
       </w:pPr>
       <w:r>
@@ -386,6 +470,7 @@
     <w:p>
       <w:pPr>
         <w:pStyle w:val="Heading3"/>
+        <w:spacing w:line="259" w:lineRule="auto" w:after="60"/>
       </w:pPr>
       <w:r>
         <w:rPr>
@@ -396,6 +481,7 @@
     </w:p>
     <w:p>
       <w:pPr>
+        <w:spacing w:line="259" w:lineRule="auto" w:after="60"/>
         <w:jc w:val="left"/>
       </w:pPr>
       <w:r>
@@ -404,6 +490,7 @@
     </w:p>
     <w:p>
       <w:pPr>
+        <w:spacing w:line="259" w:lineRule="auto" w:after="60"/>
         <w:jc w:val="left"/>
       </w:pPr>
       <w:r>
@@ -416,6 +503,7 @@
     <w:p>
       <w:pPr>
         <w:pStyle w:val="ListBullet"/>
+        <w:spacing w:line="259" w:lineRule="auto" w:after="60"/>
       </w:pPr>
       <w:r>
         <w:t>Sofortzahlung von 50.000 EUR aus der kurzfristigen Liquidität</w:t>
@@ -424,6 +512,7 @@
     <w:p>
       <w:pPr>
         <w:pStyle w:val="ListBullet"/>
+        <w:spacing w:line="259" w:lineRule="auto" w:after="60"/>
       </w:pPr>
       <w:r>
         <w:t>Restforderung 290.000 EUR wird in den StaRUG-Plan aufgenommen (80 % = 232.000 EUR</w:t>
@@ -431,6 +520,7 @@
     </w:p>
     <w:p>
       <w:pPr>
+        <w:spacing w:line="259" w:lineRule="auto" w:after="60"/>
         <w:jc w:val="left"/>
       </w:pPr>
       <w:r>
@@ -440,6 +530,7 @@
     <w:p>
       <w:pPr>
         <w:pStyle w:val="ListBullet"/>
+        <w:spacing w:line="259" w:lineRule="auto" w:after="60"/>
       </w:pPr>
       <w:r>
         <w:t>Zudem Einkaufsgarantie: Magnesiumbestellungen 2026/2027 (ca. 180 T EUR/Jahr) an Voß</w:t>
@@ -448,6 +539,7 @@
     <w:p>
       <w:pPr>
         <w:pStyle w:val="Heading3"/>
+        <w:spacing w:line="259" w:lineRule="auto" w:after="60"/>
       </w:pPr>
       <w:r>
         <w:rPr>
@@ -458,6 +550,7 @@
     </w:p>
     <w:p>
       <w:pPr>
+        <w:spacing w:line="259" w:lineRule="auto" w:after="60"/>
         <w:jc w:val="left"/>
       </w:pPr>
       <w:r>
@@ -466,6 +559,7 @@
     </w:p>
     <w:p>
       <w:pPr>
+        <w:spacing w:line="259" w:lineRule="auto" w:after="60"/>
         <w:jc w:val="left"/>
       </w:pPr>
       <w:r>
@@ -480,6 +574,7 @@
     </w:p>
     <w:p>
       <w:pPr>
+        <w:spacing w:line="259" w:lineRule="auto" w:after="60"/>
         <w:jc w:val="left"/>
       </w:pPr>
       <w:r>
@@ -494,6 +589,7 @@
     </w:p>
     <w:p>
       <w:pPr>
+        <w:spacing w:line="259" w:lineRule="auto" w:after="60"/>
         <w:jc w:val="left"/>
       </w:pPr>
       <w:r>
@@ -502,6 +598,7 @@
     </w:p>
     <w:p>
       <w:pPr>
+        <w:spacing w:line="259" w:lineRule="auto" w:after="60"/>
         <w:jc w:val="left"/>
       </w:pPr>
       <w:r>
@@ -510,6 +607,7 @@
     </w:p>
     <w:p>
       <w:pPr>
+        <w:spacing w:line="259" w:lineRule="auto" w:after="60"/>
         <w:jc w:val="left"/>
       </w:pPr>
       <w:r>
@@ -524,6 +622,7 @@
     </w:p>
     <w:p>
       <w:pPr>
+        <w:spacing w:line="259" w:lineRule="auto" w:after="60"/>
         <w:jc w:val="left"/>
       </w:pPr>
       <w:r>
@@ -532,16 +631,22 @@
     </w:p>
     <w:p>
       <w:pPr>
+        <w:spacing w:line="259" w:lineRule="auto" w:after="60"/>
         <w:jc w:val="left"/>
       </w:pPr>
       <w:r>
         <w:t>erscheint.</w:t>
       </w:r>
     </w:p>
-    <w:p/>
+    <w:p>
+      <w:pPr>
+        <w:spacing w:line="259" w:lineRule="auto" w:after="60"/>
+      </w:pPr>
+    </w:p>
     <w:p>
       <w:pPr>
         <w:pStyle w:val="Heading2"/>
+        <w:spacing w:line="259" w:lineRule="auto" w:after="60"/>
       </w:pPr>
       <w:r>
         <w:rPr>
@@ -552,6 +657,7 @@
     </w:p>
     <w:p>
       <w:pPr>
+        <w:spacing w:line="259" w:lineRule="auto" w:after="60"/>
         <w:jc w:val="left"/>
       </w:pPr>
       <w:r>
@@ -563,6 +669,7 @@
     </w:p>
     <w:p>
       <w:pPr>
+        <w:spacing w:line="259" w:lineRule="auto" w:after="60"/>
         <w:ind w:left="567"/>
       </w:pPr>
       <w:r>
@@ -574,11 +681,13 @@
     </w:p>
     <w:p>
       <w:pPr>
+        <w:spacing w:line="259" w:lineRule="auto" w:after="60"/>
         <w:ind w:left="567"/>
       </w:pPr>
     </w:p>
     <w:p>
       <w:pPr>
+        <w:spacing w:line="259" w:lineRule="auto" w:after="60"/>
         <w:ind w:left="567"/>
       </w:pPr>
       <w:r>
@@ -590,6 +699,7 @@
     </w:p>
     <w:p>
       <w:pPr>
+        <w:spacing w:line="259" w:lineRule="auto" w:after="60"/>
         <w:ind w:left="567"/>
       </w:pPr>
       <w:r>
@@ -601,6 +711,7 @@
     </w:p>
     <w:p>
       <w:pPr>
+        <w:spacing w:line="259" w:lineRule="auto" w:after="60"/>
         <w:ind w:left="567"/>
       </w:pPr>
       <w:r>
@@ -612,6 +723,7 @@
     </w:p>
     <w:p>
       <w:pPr>
+        <w:spacing w:line="259" w:lineRule="auto" w:after="60"/>
         <w:ind w:left="567"/>
       </w:pPr>
       <w:r>
@@ -623,11 +735,13 @@
     </w:p>
     <w:p>
       <w:pPr>
+        <w:spacing w:line="259" w:lineRule="auto" w:after="60"/>
         <w:ind w:left="567"/>
       </w:pPr>
     </w:p>
     <w:p>
       <w:pPr>
+        <w:spacing w:line="259" w:lineRule="auto" w:after="60"/>
         <w:ind w:left="567"/>
       </w:pPr>
       <w:r>
@@ -639,6 +753,7 @@
     </w:p>
     <w:p>
       <w:pPr>
+        <w:spacing w:line="259" w:lineRule="auto" w:after="60"/>
         <w:ind w:left="567"/>
       </w:pPr>
       <w:r>
@@ -650,6 +765,7 @@
     </w:p>
     <w:p>
       <w:pPr>
+        <w:spacing w:line="259" w:lineRule="auto" w:after="60"/>
         <w:ind w:left="567"/>
       </w:pPr>
       <w:r>
@@ -661,6 +777,7 @@
     </w:p>
     <w:p>
       <w:pPr>
+        <w:spacing w:line="259" w:lineRule="auto" w:after="60"/>
         <w:ind w:left="567"/>
       </w:pPr>
       <w:r>
@@ -672,6 +789,7 @@
     </w:p>
     <w:p>
       <w:pPr>
+        <w:spacing w:line="259" w:lineRule="auto" w:after="60"/>
         <w:ind w:left="567"/>
       </w:pPr>
       <w:r>
@@ -683,11 +801,13 @@
     </w:p>
     <w:p>
       <w:pPr>
+        <w:spacing w:line="259" w:lineRule="auto" w:after="60"/>
         <w:ind w:left="567"/>
       </w:pPr>
     </w:p>
     <w:p>
       <w:pPr>
+        <w:spacing w:line="259" w:lineRule="auto" w:after="60"/>
         <w:ind w:left="567"/>
       </w:pPr>
       <w:r>
@@ -699,6 +819,7 @@
     </w:p>
     <w:p>
       <w:pPr>
+        <w:spacing w:line="259" w:lineRule="auto" w:after="60"/>
         <w:ind w:left="567"/>
       </w:pPr>
       <w:r>
@@ -710,11 +831,13 @@
     </w:p>
     <w:p>
       <w:pPr>
+        <w:spacing w:line="259" w:lineRule="auto" w:after="60"/>
         <w:ind w:left="567"/>
       </w:pPr>
     </w:p>
     <w:p>
       <w:pPr>
+        <w:spacing w:line="259" w:lineRule="auto" w:after="60"/>
         <w:ind w:left="567"/>
       </w:pPr>
       <w:r>
@@ -726,6 +849,7 @@
     </w:p>
     <w:p>
       <w:pPr>
+        <w:spacing w:line="259" w:lineRule="auto" w:after="60"/>
         <w:ind w:left="567"/>
       </w:pPr>
       <w:r>
@@ -735,10 +859,15 @@
         <w:t>RA Dr. Maximilian Drosselberg</w:t>
       </w:r>
     </w:p>
-    <w:p/>
+    <w:p>
+      <w:pPr>
+        <w:spacing w:line="259" w:lineRule="auto" w:after="60"/>
+      </w:pPr>
+    </w:p>
     <w:p>
       <w:pPr>
         <w:pStyle w:val="Heading2"/>
+        <w:spacing w:line="259" w:lineRule="auto" w:after="60"/>
       </w:pPr>
       <w:r>
         <w:rPr>
@@ -938,9 +1067,14 @@
         </w:tc>
       </w:tr>
     </w:tbl>
-    <w:p/>
     <w:p>
       <w:pPr>
+        <w:spacing w:line="259" w:lineRule="auto" w:after="60"/>
+      </w:pPr>
+    </w:p>
+    <w:p>
+      <w:pPr>
+        <w:spacing w:line="259" w:lineRule="auto" w:after="60"/>
         <w:jc w:val="left"/>
       </w:pPr>
       <w:r>
@@ -952,6 +1086,7 @@
     </w:p>
     <w:p>
       <w:pPr>
+        <w:spacing w:line="259" w:lineRule="auto" w:after="60"/>
         <w:jc w:val="left"/>
       </w:pPr>
       <w:r>
@@ -963,6 +1098,7 @@
     </w:p>
     <w:p>
       <w:pPr>
+        <w:spacing w:line="259" w:lineRule="auto" w:after="60"/>
         <w:jc w:val="left"/>
       </w:pPr>
       <w:r>
@@ -973,13 +1109,58 @@
       </w:r>
     </w:p>
     <w:sectPr>
+      <w:headerReference w:type="default" r:id="rId9"/>
+      <w:footerReference w:type="default" r:id="rId10"/>
       <w:pgSz w:w="11906" w:h="16838"/>
-      <w:pgMar w:top="1417" w:right="1417" w:bottom="1417" w:left="1417" w:header="720" w:footer="720" w:gutter="0"/>
+      <w:pgMar w:top="1191" w:right="1247" w:bottom="1134" w:left="1361" w:header="720" w:footer="720" w:gutter="0"/>
       <w:cols w:space="720"/>
       <w:docGrid w:linePitch="360"/>
     </w:sectPr>
   </w:body>
 </w:document>
+</file>
+
+<file path=word/footer1.xml><?xml version="1.0" encoding="utf-8"?>
+<w:ftr xmlns:m="http://schemas.openxmlformats.org/officeDocument/2006/math" xmlns:mc="http://schemas.openxmlformats.org/markup-compatibility/2006" xmlns:mo="http://schemas.microsoft.com/office/mac/office/2008/main" xmlns:mv="urn:schemas-microsoft-com:mac:vml" xmlns:o="urn:schemas-microsoft-com:office:office" xmlns:r="http://schemas.openxmlformats.org/officeDocument/2006/relationships" xmlns:v="urn:schemas-microsoft-com:vml" xmlns:w10="urn:schemas-microsoft-com:office:word" xmlns:w14="http://schemas.microsoft.com/office/word/2010/wordml" xmlns:w="http://schemas.openxmlformats.org/wordprocessingml/2006/main" xmlns:wne="http://schemas.microsoft.com/office/word/2006/wordml" xmlns:wp14="http://schemas.microsoft.com/office/word/2010/wordprocessingDrawing" xmlns:wp="http://schemas.openxmlformats.org/drawingml/2006/wordprocessingDrawing" xmlns:wpc="http://schemas.microsoft.com/office/word/2010/wordprocessingCanvas" xmlns:wpg="http://schemas.microsoft.com/office/word/2010/wordprocessingGroup" xmlns:wpi="http://schemas.microsoft.com/office/word/2010/wordprocessingInk" xmlns:wps="http://schemas.microsoft.com/office/word/2010/wordprocessingShape" mc:Ignorable="w14 wp14">
+  <w:p>
+    <w:pPr>
+      <w:pStyle w:val="Footer"/>
+      <w:jc w:val="left"/>
+    </w:pPr>
+    <w:r/>
+    <w:r>
+      <w:rPr>
+        <w:rFonts w:ascii="Times New Roman" w:hAnsi="Times New Roman"/>
+        <w:b w:val="0"/>
+        <w:color w:val="777777"/>
+        <w:sz w:val="17"/>
+      </w:rPr>
+      <w:t>Vertraulich | Bearbeitungsstand Juli 2026 | nur zur Aktenbearbeitung</w:t>
+    </w:r>
+  </w:p>
+</w:ftr>
+</file>
+
+<file path=word/header1.xml><?xml version="1.0" encoding="utf-8"?>
+<w:hdr xmlns:m="http://schemas.openxmlformats.org/officeDocument/2006/math" xmlns:mc="http://schemas.openxmlformats.org/markup-compatibility/2006" xmlns:mo="http://schemas.microsoft.com/office/mac/office/2008/main" xmlns:mv="urn:schemas-microsoft-com:mac:vml" xmlns:o="urn:schemas-microsoft-com:office:office" xmlns:r="http://schemas.openxmlformats.org/officeDocument/2006/relationships" xmlns:v="urn:schemas-microsoft-com:vml" xmlns:w10="urn:schemas-microsoft-com:office:word" xmlns:w14="http://schemas.microsoft.com/office/word/2010/wordml" xmlns:w="http://schemas.openxmlformats.org/wordprocessingml/2006/main" xmlns:wne="http://schemas.microsoft.com/office/word/2006/wordml" xmlns:wp14="http://schemas.microsoft.com/office/word/2010/wordprocessingDrawing" xmlns:wp="http://schemas.openxmlformats.org/drawingml/2006/wordprocessingDrawing" xmlns:wpc="http://schemas.microsoft.com/office/word/2010/wordprocessingCanvas" xmlns:wpg="http://schemas.microsoft.com/office/word/2010/wordprocessingGroup" xmlns:wpi="http://schemas.microsoft.com/office/word/2010/wordprocessingInk" xmlns:wps="http://schemas.microsoft.com/office/word/2010/wordprocessingShape" mc:Ignorable="w14 wp14">
+  <w:p>
+    <w:pPr>
+      <w:pStyle w:val="Header"/>
+      <w:jc w:val="left"/>
+    </w:pPr>
+    <w:r/>
+    <w:r>
+      <w:rPr>
+        <w:rFonts w:ascii="Times New Roman" w:hAnsi="Times New Roman"/>
+        <w:b w:val="0"/>
+        <w:i w:val="0"/>
+        <w:color w:val="666666"/>
+        <w:sz w:val="17"/>
+      </w:rPr>
+      <w:t>Lindenhof und Partner mbB | Insolvenz- und Restrukturierungsakte | Bearbeitungsstand Juli 2026</w:t>
+    </w:r>
+  </w:p>
+</w:hdr>
 </file>
 
 <file path=word/numbering.xml><?xml version="1.0" encoding="utf-8"?>
@@ -1696,11 +1877,12 @@
       <w:contextualSpacing/>
     </w:pPr>
     <w:rPr>
-      <w:rFonts w:asciiTheme="majorHAnsi" w:eastAsiaTheme="majorEastAsia" w:hAnsiTheme="majorHAnsi" w:cstheme="majorBidi"/>
+      <w:rFonts w:asciiTheme="majorHAnsi" w:eastAsiaTheme="majorEastAsia" w:hAnsiTheme="majorHAnsi" w:cstheme="majorBidi" w:ascii="Times New Roman" w:hAnsi="Times New Roman"/>
+      <w:b/>
       <w:color w:val="17365D" w:themeColor="text2" w:themeShade="BF"/>
       <w:spacing w:val="5"/>
       <w:kern w:val="28"/>
-      <w:sz w:val="52"/>
+      <w:sz w:val="30"/>
       <w:szCs w:val="52"/>
     </w:rPr>
   </w:style>
